--- a/webapp/templates/word/Kit_Retiro_Diaco.docx
+++ b/webapp/templates/word/Kit_Retiro_Diaco.docx
@@ -406,6 +406,7 @@
     <w:p>
       <w:pPr>
         <w:widowControl w:val="0"/>
+        <w:ind w:left="720"/>
         <w:jc w:val="both"/>
         <w:rPr>
           <w:rFonts w:ascii="Barlow" w:eastAsia="Barlow" w:hAnsi="Barlow" w:cs="Barlow"/>
@@ -426,40 +427,50 @@
       </w:pPr>
       <w:r>
         <w:rPr>
-          <w:rFonts w:ascii="Barlow" w:eastAsia="Barlow" w:hAnsi="Barlow" w:cs="Barlow"/>
           <w:noProof/>
-          <w:sz w:val="22"/>
-          <w:szCs w:val="22"/>
         </w:rPr>
         <w:drawing>
-          <wp:inline distT="0" distB="0" distL="0" distR="0" wp14:anchorId="247CA45C" wp14:editId="5CBA11F2">
-            <wp:extent cx="1437420" cy="1448271"/>
-            <wp:effectExtent l="0" t="0" r="0" b="0"/>
-            <wp:docPr id="1" name="image1.png" descr="Código QR&#10;&#10;Descripción generada automáticamente"/>
-            <wp:cNvGraphicFramePr/>
+          <wp:inline distT="0" distB="0" distL="0" distR="0" wp14:anchorId="635A76EE" wp14:editId="2546A449">
+            <wp:extent cx="1800225" cy="1800225"/>
+            <wp:effectExtent l="0" t="0" r="9525" b="9525"/>
+            <wp:docPr id="3" name="Imagen 3"/>
+            <wp:cNvGraphicFramePr>
+              <a:graphicFrameLocks xmlns:a="http://schemas.openxmlformats.org/drawingml/2006/main" noChangeAspect="1"/>
+            </wp:cNvGraphicFramePr>
             <a:graphic xmlns:a="http://schemas.openxmlformats.org/drawingml/2006/main">
               <a:graphicData uri="http://schemas.openxmlformats.org/drawingml/2006/picture">
                 <pic:pic xmlns:pic="http://schemas.openxmlformats.org/drawingml/2006/picture">
                   <pic:nvPicPr>
-                    <pic:cNvPr id="0" name="image1.png" descr="Código QR&#10;&#10;Descripción generada automáticamente"/>
-                    <pic:cNvPicPr preferRelativeResize="0"/>
+                    <pic:cNvPr id="0" name="Picture 1"/>
+                    <pic:cNvPicPr>
+                      <a:picLocks noChangeAspect="1" noChangeArrowheads="1"/>
+                    </pic:cNvPicPr>
                   </pic:nvPicPr>
                   <pic:blipFill>
-                    <a:blip r:embed="rId8"/>
+                    <a:blip r:embed="rId8" cstate="print">
+                      <a:extLst>
+                        <a:ext uri="{28A0092B-C50C-407E-A947-70E740481C1C}">
+                          <a14:useLocalDpi xmlns:a14="http://schemas.microsoft.com/office/drawing/2010/main" val="0"/>
+                        </a:ext>
+                      </a:extLst>
+                    </a:blip>
                     <a:srcRect/>
                     <a:stretch>
                       <a:fillRect/>
                     </a:stretch>
                   </pic:blipFill>
-                  <pic:spPr>
+                  <pic:spPr bwMode="auto">
                     <a:xfrm>
                       <a:off x="0" y="0"/>
-                      <a:ext cx="1437420" cy="1448271"/>
+                      <a:ext cx="1800225" cy="1800225"/>
                     </a:xfrm>
                     <a:prstGeom prst="rect">
                       <a:avLst/>
                     </a:prstGeom>
-                    <a:ln/>
+                    <a:noFill/>
+                    <a:ln>
+                      <a:noFill/>
+                    </a:ln>
                   </pic:spPr>
                 </pic:pic>
               </a:graphicData>
@@ -793,7 +804,6 @@
           <w:sz w:val="22"/>
           <w:szCs w:val="22"/>
         </w:rPr>
-        <w:lastRenderedPageBreak/>
         <w:t>[[</w:t>
       </w:r>
       <w:proofErr w:type="spellStart"/>
@@ -1615,6 +1625,7 @@
           <w:b/>
           <w:bCs/>
         </w:rPr>
+        <w:lastRenderedPageBreak/>
         <w:t xml:space="preserve">[[Cedula]] </w:t>
       </w:r>
     </w:p>
@@ -3527,6 +3538,7 @@
   <w:style w:type="character" w:default="1" w:styleId="Fuentedeprrafopredeter">
     <w:name w:val="Default Paragraph Font"/>
     <w:uiPriority w:val="1"/>
+    <w:semiHidden/>
     <w:unhideWhenUsed/>
   </w:style>
   <w:style w:type="table" w:default="1" w:styleId="Tablanormal">

--- a/webapp/templates/word/Kit_Retiro_Diaco.docx
+++ b/webapp/templates/word/Kit_Retiro_Diaco.docx
@@ -1,6 +1,6 @@
 
 <file path=word/document.xml><?xml version="1.0" encoding="utf-8"?>
-<w:document xmlns:wpc="http://schemas.microsoft.com/office/word/2010/wordprocessingCanvas" xmlns:cx="http://schemas.microsoft.com/office/drawing/2014/chartex" xmlns:cx1="http://schemas.microsoft.com/office/drawing/2015/9/8/chartex" xmlns:cx2="http://schemas.microsoft.com/office/drawing/2015/10/21/chartex" xmlns:cx3="http://schemas.microsoft.com/office/drawing/2016/5/9/chartex" xmlns:cx4="http://schemas.microsoft.com/office/drawing/2016/5/10/chartex" xmlns:cx5="http://schemas.microsoft.com/office/drawing/2016/5/11/chartex" xmlns:cx6="http://schemas.microsoft.com/office/drawing/2016/5/12/chartex" xmlns:cx7="http://schemas.microsoft.com/office/drawing/2016/5/13/chartex" xmlns:cx8="http://schemas.microsoft.com/office/drawing/2016/5/14/chartex" xmlns:mc="http://schemas.openxmlformats.org/markup-compatibility/2006" xmlns:aink="http://schemas.microsoft.com/office/drawing/2016/ink" xmlns:am3d="http://schemas.microsoft.com/office/drawing/2017/model3d" xmlns:o="urn:schemas-microsoft-com:office:office" xmlns:oel="http://schemas.microsoft.com/office/2019/extlst" xmlns:r="http://schemas.openxmlformats.org/officeDocument/2006/relationships" xmlns:m="http://schemas.openxmlformats.org/officeDocument/2006/math" xmlns:v="urn:schemas-microsoft-com:vml" xmlns:wp14="http://schemas.microsoft.com/office/word/2010/wordprocessingDrawing" xmlns:wp="http://schemas.openxmlformats.org/drawingml/2006/wordprocessingDrawing" xmlns:w10="urn:schemas-microsoft-com:office:word" xmlns:w="http://schemas.openxmlformats.org/wordprocessingml/2006/main" xmlns:w14="http://schemas.microsoft.com/office/word/2010/wordml" xmlns:w15="http://schemas.microsoft.com/office/word/2012/wordml" xmlns:w16cex="http://schemas.microsoft.com/office/word/2018/wordml/cex" xmlns:w16cid="http://schemas.microsoft.com/office/word/2016/wordml/cid" xmlns:w16="http://schemas.microsoft.com/office/word/2018/wordml" xmlns:w16sdtdh="http://schemas.microsoft.com/office/word/2020/wordml/sdtdatahash" xmlns:w16se="http://schemas.microsoft.com/office/word/2015/wordml/symex" xmlns:wpg="http://schemas.microsoft.com/office/word/2010/wordprocessingGroup" xmlns:wpi="http://schemas.microsoft.com/office/word/2010/wordprocessingInk" xmlns:wne="http://schemas.microsoft.com/office/word/2006/wordml" xmlns:wps="http://schemas.microsoft.com/office/word/2010/wordprocessingShape" mc:Ignorable="w14 w15 w16se w16cid w16 w16cex w16sdtdh wp14">
+<w:document xmlns:wpc="http://schemas.microsoft.com/office/word/2010/wordprocessingCanvas" xmlns:cx="http://schemas.microsoft.com/office/drawing/2014/chartex" xmlns:cx1="http://schemas.microsoft.com/office/drawing/2015/9/8/chartex" xmlns:cx2="http://schemas.microsoft.com/office/drawing/2015/10/21/chartex" xmlns:cx3="http://schemas.microsoft.com/office/drawing/2016/5/9/chartex" xmlns:cx4="http://schemas.microsoft.com/office/drawing/2016/5/10/chartex" xmlns:cx5="http://schemas.microsoft.com/office/drawing/2016/5/11/chartex" xmlns:cx6="http://schemas.microsoft.com/office/drawing/2016/5/12/chartex" xmlns:cx7="http://schemas.microsoft.com/office/drawing/2016/5/13/chartex" xmlns:cx8="http://schemas.microsoft.com/office/drawing/2016/5/14/chartex" xmlns:mc="http://schemas.openxmlformats.org/markup-compatibility/2006" xmlns:aink="http://schemas.microsoft.com/office/drawing/2016/ink" xmlns:am3d="http://schemas.microsoft.com/office/drawing/2017/model3d" xmlns:o="urn:schemas-microsoft-com:office:office" xmlns:r="http://schemas.openxmlformats.org/officeDocument/2006/relationships" xmlns:m="http://schemas.openxmlformats.org/officeDocument/2006/math" xmlns:v="urn:schemas-microsoft-com:vml" xmlns:wp14="http://schemas.microsoft.com/office/word/2010/wordprocessingDrawing" xmlns:wp="http://schemas.openxmlformats.org/drawingml/2006/wordprocessingDrawing" xmlns:w10="urn:schemas-microsoft-com:office:word" xmlns:w="http://schemas.openxmlformats.org/wordprocessingml/2006/main" xmlns:w14="http://schemas.microsoft.com/office/word/2010/wordml" xmlns:w15="http://schemas.microsoft.com/office/word/2012/wordml" xmlns:w16cex="http://schemas.microsoft.com/office/word/2018/wordml/cex" xmlns:w16cid="http://schemas.microsoft.com/office/word/2016/wordml/cid" xmlns:w16="http://schemas.microsoft.com/office/word/2018/wordml" xmlns:w16sdtdh="http://schemas.microsoft.com/office/word/2020/wordml/sdtdatahash" xmlns:w16se="http://schemas.microsoft.com/office/word/2015/wordml/symex" xmlns:wpg="http://schemas.microsoft.com/office/word/2010/wordprocessingGroup" xmlns:wpi="http://schemas.microsoft.com/office/word/2010/wordprocessingInk" xmlns:wne="http://schemas.microsoft.com/office/word/2006/wordml" xmlns:wps="http://schemas.microsoft.com/office/word/2010/wordprocessingShape" mc:Ignorable="w14 w15 w16se w16cid w16 w16cex w16sdtdh wp14">
   <w:body>
     <w:p>
       <w:pPr>
@@ -112,17 +112,13 @@
         </w:tabs>
         <w:rPr>
           <w:rFonts w:ascii="Barlow" w:eastAsia="Barlow" w:hAnsi="Barlow" w:cs="Barlow"/>
-          <w:b/>
-          <w:bCs/>
-          <w:sz w:val="22"/>
-          <w:szCs w:val="22"/>
-        </w:rPr>
-      </w:pPr>
-      <w:r>
-        <w:rPr>
-          <w:rFonts w:ascii="Barlow" w:eastAsia="Barlow" w:hAnsi="Barlow" w:cs="Barlow"/>
-          <w:b/>
-          <w:bCs/>
+          <w:sz w:val="22"/>
+          <w:szCs w:val="22"/>
+        </w:rPr>
+      </w:pPr>
+      <w:r>
+        <w:rPr>
+          <w:rFonts w:ascii="Barlow" w:eastAsia="Barlow" w:hAnsi="Barlow" w:cs="Barlow"/>
           <w:sz w:val="22"/>
           <w:szCs w:val="22"/>
         </w:rPr>
@@ -132,8 +128,6 @@
       <w:r>
         <w:rPr>
           <w:rFonts w:ascii="Barlow" w:eastAsia="Barlow" w:hAnsi="Barlow" w:cs="Barlow"/>
-          <w:b/>
-          <w:bCs/>
           <w:sz w:val="22"/>
           <w:szCs w:val="22"/>
         </w:rPr>
@@ -142,8 +136,6 @@
       <w:r>
         <w:rPr>
           <w:rFonts w:ascii="Barlow" w:eastAsia="Barlow" w:hAnsi="Barlow" w:cs="Barlow"/>
-          <w:b/>
-          <w:bCs/>
           <w:sz w:val="22"/>
           <w:szCs w:val="22"/>
         </w:rPr>
@@ -153,8 +145,6 @@
       <w:r>
         <w:rPr>
           <w:rFonts w:ascii="Barlow" w:eastAsia="Barlow" w:hAnsi="Barlow" w:cs="Barlow"/>
-          <w:b/>
-          <w:bCs/>
           <w:sz w:val="22"/>
           <w:szCs w:val="22"/>
         </w:rPr>
@@ -733,32 +723,6 @@
     </w:p>
     <w:p>
       <w:pPr>
-        <w:tabs>
-          <w:tab w:val="left" w:pos="0"/>
-        </w:tabs>
-        <w:jc w:val="both"/>
-        <w:rPr>
-          <w:rFonts w:ascii="Barlow" w:eastAsia="Barlow" w:hAnsi="Barlow" w:cs="Barlow"/>
-          <w:sz w:val="22"/>
-          <w:szCs w:val="22"/>
-        </w:rPr>
-      </w:pPr>
-    </w:p>
-    <w:p>
-      <w:pPr>
-        <w:tabs>
-          <w:tab w:val="left" w:pos="0"/>
-        </w:tabs>
-        <w:jc w:val="both"/>
-        <w:rPr>
-          <w:rFonts w:ascii="Barlow" w:eastAsia="Barlow" w:hAnsi="Barlow" w:cs="Barlow"/>
-          <w:sz w:val="22"/>
-          <w:szCs w:val="22"/>
-        </w:rPr>
-      </w:pPr>
-    </w:p>
-    <w:p>
-      <w:pPr>
         <w:widowControl w:val="0"/>
         <w:pBdr>
           <w:top w:val="nil"/>
@@ -777,33 +741,13 @@
           <w:szCs w:val="22"/>
         </w:rPr>
       </w:pPr>
-    </w:p>
-    <w:p>
-      <w:pPr>
-        <w:widowControl w:val="0"/>
-        <w:pBdr>
-          <w:top w:val="nil"/>
-          <w:left w:val="nil"/>
-          <w:bottom w:val="nil"/>
-          <w:right w:val="nil"/>
-          <w:between w:val="nil"/>
-        </w:pBdr>
-        <w:tabs>
-          <w:tab w:val="left" w:pos="0"/>
-        </w:tabs>
-        <w:rPr>
-          <w:rFonts w:ascii="Barlow" w:eastAsia="Barlow" w:hAnsi="Barlow" w:cs="Barlow"/>
-          <w:color w:val="000000"/>
-          <w:sz w:val="22"/>
-          <w:szCs w:val="22"/>
-        </w:rPr>
-      </w:pPr>
-      <w:r>
-        <w:rPr>
-          <w:rFonts w:ascii="Barlow" w:eastAsia="Barlow" w:hAnsi="Barlow" w:cs="Barlow"/>
-          <w:sz w:val="22"/>
-          <w:szCs w:val="22"/>
-        </w:rPr>
+      <w:r>
+        <w:rPr>
+          <w:rFonts w:ascii="Barlow" w:eastAsia="Barlow" w:hAnsi="Barlow" w:cs="Barlow"/>
+          <w:sz w:val="22"/>
+          <w:szCs w:val="22"/>
+        </w:rPr>
+        <w:lastRenderedPageBreak/>
         <w:t>[[</w:t>
       </w:r>
       <w:proofErr w:type="spellStart"/>
@@ -888,17 +832,13 @@
         </w:tabs>
         <w:rPr>
           <w:rFonts w:ascii="Barlow" w:eastAsia="Barlow" w:hAnsi="Barlow" w:cs="Barlow"/>
-          <w:b/>
-          <w:bCs/>
-          <w:sz w:val="22"/>
-          <w:szCs w:val="22"/>
-        </w:rPr>
-      </w:pPr>
-      <w:r>
-        <w:rPr>
-          <w:rFonts w:ascii="Barlow" w:eastAsia="Barlow" w:hAnsi="Barlow" w:cs="Barlow"/>
-          <w:b/>
-          <w:bCs/>
+          <w:sz w:val="22"/>
+          <w:szCs w:val="22"/>
+        </w:rPr>
+      </w:pPr>
+      <w:r>
+        <w:rPr>
+          <w:rFonts w:ascii="Barlow" w:eastAsia="Barlow" w:hAnsi="Barlow" w:cs="Barlow"/>
           <w:sz w:val="22"/>
           <w:szCs w:val="22"/>
         </w:rPr>
@@ -908,8 +848,6 @@
       <w:r>
         <w:rPr>
           <w:rFonts w:ascii="Barlow" w:eastAsia="Barlow" w:hAnsi="Barlow" w:cs="Barlow"/>
-          <w:b/>
-          <w:bCs/>
           <w:sz w:val="22"/>
           <w:szCs w:val="22"/>
         </w:rPr>
@@ -918,8 +856,6 @@
       <w:r>
         <w:rPr>
           <w:rFonts w:ascii="Barlow" w:eastAsia="Barlow" w:hAnsi="Barlow" w:cs="Barlow"/>
-          <w:b/>
-          <w:bCs/>
           <w:sz w:val="22"/>
           <w:szCs w:val="22"/>
         </w:rPr>
@@ -929,8 +865,6 @@
       <w:r>
         <w:rPr>
           <w:rFonts w:ascii="Barlow" w:eastAsia="Barlow" w:hAnsi="Barlow" w:cs="Barlow"/>
-          <w:b/>
-          <w:bCs/>
           <w:sz w:val="22"/>
           <w:szCs w:val="22"/>
         </w:rPr>
@@ -1625,7 +1559,6 @@
           <w:b/>
           <w:bCs/>
         </w:rPr>
-        <w:lastRenderedPageBreak/>
         <w:t xml:space="preserve">[[Cedula]] </w:t>
       </w:r>
     </w:p>
@@ -2526,197 +2459,6 @@
         </w:rPr>
         <w:t>Gestión Personas</w:t>
       </w:r>
-    </w:p>
-    <w:p>
-      <w:pPr>
-        <w:jc w:val="center"/>
-        <w:rPr>
-          <w:rFonts w:ascii="Barlow" w:eastAsia="Barlow" w:hAnsi="Barlow" w:cs="Barlow"/>
-          <w:i/>
-          <w:iCs/>
-          <w:sz w:val="22"/>
-          <w:szCs w:val="22"/>
-        </w:rPr>
-      </w:pPr>
-    </w:p>
-    <w:p>
-      <w:pPr>
-        <w:jc w:val="center"/>
-        <w:rPr>
-          <w:rFonts w:ascii="Barlow" w:eastAsia="Barlow" w:hAnsi="Barlow" w:cs="Barlow"/>
-          <w:i/>
-          <w:iCs/>
-          <w:sz w:val="22"/>
-          <w:szCs w:val="22"/>
-        </w:rPr>
-      </w:pPr>
-    </w:p>
-    <w:p>
-      <w:pPr>
-        <w:jc w:val="center"/>
-        <w:rPr>
-          <w:rFonts w:ascii="Barlow" w:eastAsia="Barlow" w:hAnsi="Barlow" w:cs="Barlow"/>
-          <w:i/>
-          <w:iCs/>
-          <w:sz w:val="22"/>
-          <w:szCs w:val="22"/>
-        </w:rPr>
-      </w:pPr>
-    </w:p>
-    <w:p>
-      <w:pPr>
-        <w:jc w:val="center"/>
-        <w:rPr>
-          <w:rFonts w:ascii="Barlow" w:eastAsia="Barlow" w:hAnsi="Barlow" w:cs="Barlow"/>
-          <w:i/>
-          <w:iCs/>
-          <w:sz w:val="22"/>
-          <w:szCs w:val="22"/>
-        </w:rPr>
-      </w:pPr>
-    </w:p>
-    <w:p>
-      <w:pPr>
-        <w:jc w:val="center"/>
-        <w:rPr>
-          <w:rFonts w:ascii="Barlow" w:eastAsia="Barlow" w:hAnsi="Barlow" w:cs="Barlow"/>
-          <w:i/>
-          <w:iCs/>
-          <w:sz w:val="22"/>
-          <w:szCs w:val="22"/>
-        </w:rPr>
-      </w:pPr>
-    </w:p>
-    <w:p>
-      <w:pPr>
-        <w:jc w:val="center"/>
-        <w:rPr>
-          <w:rFonts w:ascii="Barlow" w:eastAsia="Barlow" w:hAnsi="Barlow" w:cs="Barlow"/>
-          <w:i/>
-          <w:iCs/>
-          <w:sz w:val="22"/>
-          <w:szCs w:val="22"/>
-        </w:rPr>
-      </w:pPr>
-    </w:p>
-    <w:p>
-      <w:pPr>
-        <w:jc w:val="center"/>
-        <w:rPr>
-          <w:rFonts w:ascii="Barlow" w:eastAsia="Barlow" w:hAnsi="Barlow" w:cs="Barlow"/>
-          <w:i/>
-          <w:iCs/>
-          <w:sz w:val="22"/>
-          <w:szCs w:val="22"/>
-        </w:rPr>
-      </w:pPr>
-    </w:p>
-    <w:p>
-      <w:pPr>
-        <w:jc w:val="center"/>
-        <w:rPr>
-          <w:rFonts w:ascii="Barlow" w:eastAsia="Barlow" w:hAnsi="Barlow" w:cs="Barlow"/>
-          <w:i/>
-          <w:iCs/>
-          <w:sz w:val="22"/>
-          <w:szCs w:val="22"/>
-        </w:rPr>
-      </w:pPr>
-    </w:p>
-    <w:p>
-      <w:pPr>
-        <w:jc w:val="center"/>
-        <w:rPr>
-          <w:rFonts w:ascii="Barlow" w:eastAsia="Barlow" w:hAnsi="Barlow" w:cs="Barlow"/>
-          <w:i/>
-          <w:iCs/>
-          <w:sz w:val="22"/>
-          <w:szCs w:val="22"/>
-        </w:rPr>
-      </w:pPr>
-    </w:p>
-    <w:p>
-      <w:pPr>
-        <w:jc w:val="center"/>
-        <w:rPr>
-          <w:rFonts w:ascii="Barlow" w:eastAsia="Barlow" w:hAnsi="Barlow" w:cs="Barlow"/>
-          <w:i/>
-          <w:iCs/>
-          <w:sz w:val="22"/>
-          <w:szCs w:val="22"/>
-        </w:rPr>
-      </w:pPr>
-    </w:p>
-    <w:p>
-      <w:pPr>
-        <w:jc w:val="center"/>
-        <w:rPr>
-          <w:rFonts w:ascii="Barlow" w:eastAsia="Barlow" w:hAnsi="Barlow" w:cs="Barlow"/>
-          <w:i/>
-          <w:iCs/>
-          <w:sz w:val="22"/>
-          <w:szCs w:val="22"/>
-        </w:rPr>
-      </w:pPr>
-    </w:p>
-    <w:p>
-      <w:pPr>
-        <w:jc w:val="center"/>
-        <w:rPr>
-          <w:rFonts w:ascii="Barlow" w:eastAsia="Barlow" w:hAnsi="Barlow" w:cs="Barlow"/>
-          <w:i/>
-          <w:iCs/>
-          <w:sz w:val="22"/>
-          <w:szCs w:val="22"/>
-        </w:rPr>
-      </w:pPr>
-    </w:p>
-    <w:p>
-      <w:pPr>
-        <w:jc w:val="center"/>
-        <w:rPr>
-          <w:rFonts w:ascii="Barlow" w:eastAsia="Barlow" w:hAnsi="Barlow" w:cs="Barlow"/>
-          <w:i/>
-          <w:iCs/>
-          <w:sz w:val="22"/>
-          <w:szCs w:val="22"/>
-        </w:rPr>
-      </w:pPr>
-    </w:p>
-    <w:p>
-      <w:pPr>
-        <w:jc w:val="center"/>
-        <w:rPr>
-          <w:rFonts w:ascii="Barlow" w:eastAsia="Barlow" w:hAnsi="Barlow" w:cs="Barlow"/>
-          <w:i/>
-          <w:iCs/>
-          <w:sz w:val="22"/>
-          <w:szCs w:val="22"/>
-        </w:rPr>
-      </w:pPr>
-    </w:p>
-    <w:p>
-      <w:pPr>
-        <w:jc w:val="center"/>
-        <w:rPr>
-          <w:rFonts w:ascii="Barlow" w:eastAsia="Barlow" w:hAnsi="Barlow" w:cs="Barlow"/>
-          <w:i/>
-          <w:iCs/>
-          <w:sz w:val="22"/>
-          <w:szCs w:val="22"/>
-        </w:rPr>
-      </w:pPr>
-    </w:p>
-    <w:p>
-      <w:pPr>
-        <w:rPr>
-          <w:rFonts w:ascii="Barlow" w:eastAsia="Barlow" w:hAnsi="Barlow" w:cs="Barlow"/>
-          <w:i/>
-          <w:iCs/>
-          <w:sz w:val="22"/>
-          <w:szCs w:val="22"/>
-        </w:rPr>
-      </w:pPr>
     </w:p>
     <w:sectPr>
       <w:headerReference w:type="default" r:id="rId11"/>
@@ -2731,7 +2473,7 @@
 </file>
 
 <file path=word/endnotes.xml><?xml version="1.0" encoding="utf-8"?>
-<w:endnotes xmlns:wpc="http://schemas.microsoft.com/office/word/2010/wordprocessingCanvas" xmlns:cx="http://schemas.microsoft.com/office/drawing/2014/chartex" xmlns:cx1="http://schemas.microsoft.com/office/drawing/2015/9/8/chartex" xmlns:cx2="http://schemas.microsoft.com/office/drawing/2015/10/21/chartex" xmlns:cx3="http://schemas.microsoft.com/office/drawing/2016/5/9/chartex" xmlns:cx4="http://schemas.microsoft.com/office/drawing/2016/5/10/chartex" xmlns:cx5="http://schemas.microsoft.com/office/drawing/2016/5/11/chartex" xmlns:cx6="http://schemas.microsoft.com/office/drawing/2016/5/12/chartex" xmlns:cx7="http://schemas.microsoft.com/office/drawing/2016/5/13/chartex" xmlns:cx8="http://schemas.microsoft.com/office/drawing/2016/5/14/chartex" xmlns:mc="http://schemas.openxmlformats.org/markup-compatibility/2006" xmlns:aink="http://schemas.microsoft.com/office/drawing/2016/ink" xmlns:am3d="http://schemas.microsoft.com/office/drawing/2017/model3d" xmlns:o="urn:schemas-microsoft-com:office:office" xmlns:oel="http://schemas.microsoft.com/office/2019/extlst" xmlns:r="http://schemas.openxmlformats.org/officeDocument/2006/relationships" xmlns:m="http://schemas.openxmlformats.org/officeDocument/2006/math" xmlns:v="urn:schemas-microsoft-com:vml" xmlns:wp14="http://schemas.microsoft.com/office/word/2010/wordprocessingDrawing" xmlns:wp="http://schemas.openxmlformats.org/drawingml/2006/wordprocessingDrawing" xmlns:w10="urn:schemas-microsoft-com:office:word" xmlns:w="http://schemas.openxmlformats.org/wordprocessingml/2006/main" xmlns:w14="http://schemas.microsoft.com/office/word/2010/wordml" xmlns:w15="http://schemas.microsoft.com/office/word/2012/wordml" xmlns:w16cex="http://schemas.microsoft.com/office/word/2018/wordml/cex" xmlns:w16cid="http://schemas.microsoft.com/office/word/2016/wordml/cid" xmlns:w16="http://schemas.microsoft.com/office/word/2018/wordml" xmlns:w16sdtdh="http://schemas.microsoft.com/office/word/2020/wordml/sdtdatahash" xmlns:w16se="http://schemas.microsoft.com/office/word/2015/wordml/symex" xmlns:wpg="http://schemas.microsoft.com/office/word/2010/wordprocessingGroup" xmlns:wpi="http://schemas.microsoft.com/office/word/2010/wordprocessingInk" xmlns:wne="http://schemas.microsoft.com/office/word/2006/wordml" xmlns:wps="http://schemas.microsoft.com/office/word/2010/wordprocessingShape" mc:Ignorable="w14 w15 w16se w16cid w16 w16cex w16sdtdh wp14">
+<w:endnotes xmlns:wpc="http://schemas.microsoft.com/office/word/2010/wordprocessingCanvas" xmlns:cx="http://schemas.microsoft.com/office/drawing/2014/chartex" xmlns:cx1="http://schemas.microsoft.com/office/drawing/2015/9/8/chartex" xmlns:cx2="http://schemas.microsoft.com/office/drawing/2015/10/21/chartex" xmlns:cx3="http://schemas.microsoft.com/office/drawing/2016/5/9/chartex" xmlns:cx4="http://schemas.microsoft.com/office/drawing/2016/5/10/chartex" xmlns:cx5="http://schemas.microsoft.com/office/drawing/2016/5/11/chartex" xmlns:cx6="http://schemas.microsoft.com/office/drawing/2016/5/12/chartex" xmlns:cx7="http://schemas.microsoft.com/office/drawing/2016/5/13/chartex" xmlns:cx8="http://schemas.microsoft.com/office/drawing/2016/5/14/chartex" xmlns:mc="http://schemas.openxmlformats.org/markup-compatibility/2006" xmlns:aink="http://schemas.microsoft.com/office/drawing/2016/ink" xmlns:am3d="http://schemas.microsoft.com/office/drawing/2017/model3d" xmlns:o="urn:schemas-microsoft-com:office:office" xmlns:r="http://schemas.openxmlformats.org/officeDocument/2006/relationships" xmlns:m="http://schemas.openxmlformats.org/officeDocument/2006/math" xmlns:v="urn:schemas-microsoft-com:vml" xmlns:wp14="http://schemas.microsoft.com/office/word/2010/wordprocessingDrawing" xmlns:wp="http://schemas.openxmlformats.org/drawingml/2006/wordprocessingDrawing" xmlns:w10="urn:schemas-microsoft-com:office:word" xmlns:w="http://schemas.openxmlformats.org/wordprocessingml/2006/main" xmlns:w14="http://schemas.microsoft.com/office/word/2010/wordml" xmlns:w15="http://schemas.microsoft.com/office/word/2012/wordml" xmlns:w16cex="http://schemas.microsoft.com/office/word/2018/wordml/cex" xmlns:w16cid="http://schemas.microsoft.com/office/word/2016/wordml/cid" xmlns:w16="http://schemas.microsoft.com/office/word/2018/wordml" xmlns:w16sdtdh="http://schemas.microsoft.com/office/word/2020/wordml/sdtdatahash" xmlns:w16se="http://schemas.microsoft.com/office/word/2015/wordml/symex" xmlns:wpg="http://schemas.microsoft.com/office/word/2010/wordprocessingGroup" xmlns:wpi="http://schemas.microsoft.com/office/word/2010/wordprocessingInk" xmlns:wne="http://schemas.microsoft.com/office/word/2006/wordml" xmlns:wps="http://schemas.microsoft.com/office/word/2010/wordprocessingShape" mc:Ignorable="w14 w15 w16se w16cid w16 w16cex w16sdtdh wp14">
   <w:endnote w:type="separator" w:id="-1">
     <w:p>
       <w:r>
@@ -2750,13 +2492,13 @@
 </file>
 
 <file path=word/footer1.xml><?xml version="1.0" encoding="utf-8"?>
-<w:ftr xmlns:wpc="http://schemas.microsoft.com/office/word/2010/wordprocessingCanvas" xmlns:cx="http://schemas.microsoft.com/office/drawing/2014/chartex" xmlns:cx1="http://schemas.microsoft.com/office/drawing/2015/9/8/chartex" xmlns:cx2="http://schemas.microsoft.com/office/drawing/2015/10/21/chartex" xmlns:cx3="http://schemas.microsoft.com/office/drawing/2016/5/9/chartex" xmlns:cx4="http://schemas.microsoft.com/office/drawing/2016/5/10/chartex" xmlns:cx5="http://schemas.microsoft.com/office/drawing/2016/5/11/chartex" xmlns:cx6="http://schemas.microsoft.com/office/drawing/2016/5/12/chartex" xmlns:cx7="http://schemas.microsoft.com/office/drawing/2016/5/13/chartex" xmlns:cx8="http://schemas.microsoft.com/office/drawing/2016/5/14/chartex" xmlns:mc="http://schemas.openxmlformats.org/markup-compatibility/2006" xmlns:aink="http://schemas.microsoft.com/office/drawing/2016/ink" xmlns:am3d="http://schemas.microsoft.com/office/drawing/2017/model3d" xmlns:o="urn:schemas-microsoft-com:office:office" xmlns:oel="http://schemas.microsoft.com/office/2019/extlst" xmlns:r="http://schemas.openxmlformats.org/officeDocument/2006/relationships" xmlns:m="http://schemas.openxmlformats.org/officeDocument/2006/math" xmlns:v="urn:schemas-microsoft-com:vml" xmlns:wp14="http://schemas.microsoft.com/office/word/2010/wordprocessingDrawing" xmlns:wp="http://schemas.openxmlformats.org/drawingml/2006/wordprocessingDrawing" xmlns:w10="urn:schemas-microsoft-com:office:word" xmlns:w="http://schemas.openxmlformats.org/wordprocessingml/2006/main" xmlns:w14="http://schemas.microsoft.com/office/word/2010/wordml" xmlns:w15="http://schemas.microsoft.com/office/word/2012/wordml" xmlns:w16cex="http://schemas.microsoft.com/office/word/2018/wordml/cex" xmlns:w16cid="http://schemas.microsoft.com/office/word/2016/wordml/cid" xmlns:w16="http://schemas.microsoft.com/office/word/2018/wordml" xmlns:w16sdtdh="http://schemas.microsoft.com/office/word/2020/wordml/sdtdatahash" xmlns:w16se="http://schemas.microsoft.com/office/word/2015/wordml/symex" xmlns:wpg="http://schemas.microsoft.com/office/word/2010/wordprocessingGroup" xmlns:wpi="http://schemas.microsoft.com/office/word/2010/wordprocessingInk" xmlns:wne="http://schemas.microsoft.com/office/word/2006/wordml" xmlns:wps="http://schemas.microsoft.com/office/word/2010/wordprocessingShape" mc:Ignorable="w14 w15 w16se w16cid w16 w16cex w16sdtdh wp14">
+<w:ftr xmlns:wpc="http://schemas.microsoft.com/office/word/2010/wordprocessingCanvas" xmlns:cx="http://schemas.microsoft.com/office/drawing/2014/chartex" xmlns:cx1="http://schemas.microsoft.com/office/drawing/2015/9/8/chartex" xmlns:cx2="http://schemas.microsoft.com/office/drawing/2015/10/21/chartex" xmlns:cx3="http://schemas.microsoft.com/office/drawing/2016/5/9/chartex" xmlns:cx4="http://schemas.microsoft.com/office/drawing/2016/5/10/chartex" xmlns:cx5="http://schemas.microsoft.com/office/drawing/2016/5/11/chartex" xmlns:cx6="http://schemas.microsoft.com/office/drawing/2016/5/12/chartex" xmlns:cx7="http://schemas.microsoft.com/office/drawing/2016/5/13/chartex" xmlns:cx8="http://schemas.microsoft.com/office/drawing/2016/5/14/chartex" xmlns:mc="http://schemas.openxmlformats.org/markup-compatibility/2006" xmlns:aink="http://schemas.microsoft.com/office/drawing/2016/ink" xmlns:am3d="http://schemas.microsoft.com/office/drawing/2017/model3d" xmlns:o="urn:schemas-microsoft-com:office:office" xmlns:r="http://schemas.openxmlformats.org/officeDocument/2006/relationships" xmlns:m="http://schemas.openxmlformats.org/officeDocument/2006/math" xmlns:v="urn:schemas-microsoft-com:vml" xmlns:wp14="http://schemas.microsoft.com/office/word/2010/wordprocessingDrawing" xmlns:wp="http://schemas.openxmlformats.org/drawingml/2006/wordprocessingDrawing" xmlns:w10="urn:schemas-microsoft-com:office:word" xmlns:w="http://schemas.openxmlformats.org/wordprocessingml/2006/main" xmlns:w14="http://schemas.microsoft.com/office/word/2010/wordml" xmlns:w15="http://schemas.microsoft.com/office/word/2012/wordml" xmlns:w16cex="http://schemas.microsoft.com/office/word/2018/wordml/cex" xmlns:w16cid="http://schemas.microsoft.com/office/word/2016/wordml/cid" xmlns:w16="http://schemas.microsoft.com/office/word/2018/wordml" xmlns:w16sdtdh="http://schemas.microsoft.com/office/word/2020/wordml/sdtdatahash" xmlns:w16se="http://schemas.microsoft.com/office/word/2015/wordml/symex" xmlns:wpg="http://schemas.microsoft.com/office/word/2010/wordprocessingGroup" xmlns:wpi="http://schemas.microsoft.com/office/word/2010/wordprocessingInk" xmlns:wne="http://schemas.microsoft.com/office/word/2006/wordml" xmlns:wps="http://schemas.microsoft.com/office/word/2010/wordprocessingShape" mc:Ignorable="w14 w15 w16se w16cid w16 w16cex w16sdtdh wp14">
   <w:p/>
 </w:ftr>
 </file>
 
 <file path=word/footnotes.xml><?xml version="1.0" encoding="utf-8"?>
-<w:footnotes xmlns:wpc="http://schemas.microsoft.com/office/word/2010/wordprocessingCanvas" xmlns:cx="http://schemas.microsoft.com/office/drawing/2014/chartex" xmlns:cx1="http://schemas.microsoft.com/office/drawing/2015/9/8/chartex" xmlns:cx2="http://schemas.microsoft.com/office/drawing/2015/10/21/chartex" xmlns:cx3="http://schemas.microsoft.com/office/drawing/2016/5/9/chartex" xmlns:cx4="http://schemas.microsoft.com/office/drawing/2016/5/10/chartex" xmlns:cx5="http://schemas.microsoft.com/office/drawing/2016/5/11/chartex" xmlns:cx6="http://schemas.microsoft.com/office/drawing/2016/5/12/chartex" xmlns:cx7="http://schemas.microsoft.com/office/drawing/2016/5/13/chartex" xmlns:cx8="http://schemas.microsoft.com/office/drawing/2016/5/14/chartex" xmlns:mc="http://schemas.openxmlformats.org/markup-compatibility/2006" xmlns:aink="http://schemas.microsoft.com/office/drawing/2016/ink" xmlns:am3d="http://schemas.microsoft.com/office/drawing/2017/model3d" xmlns:o="urn:schemas-microsoft-com:office:office" xmlns:oel="http://schemas.microsoft.com/office/2019/extlst" xmlns:r="http://schemas.openxmlformats.org/officeDocument/2006/relationships" xmlns:m="http://schemas.openxmlformats.org/officeDocument/2006/math" xmlns:v="urn:schemas-microsoft-com:vml" xmlns:wp14="http://schemas.microsoft.com/office/word/2010/wordprocessingDrawing" xmlns:wp="http://schemas.openxmlformats.org/drawingml/2006/wordprocessingDrawing" xmlns:w10="urn:schemas-microsoft-com:office:word" xmlns:w="http://schemas.openxmlformats.org/wordprocessingml/2006/main" xmlns:w14="http://schemas.microsoft.com/office/word/2010/wordml" xmlns:w15="http://schemas.microsoft.com/office/word/2012/wordml" xmlns:w16cex="http://schemas.microsoft.com/office/word/2018/wordml/cex" xmlns:w16cid="http://schemas.microsoft.com/office/word/2016/wordml/cid" xmlns:w16="http://schemas.microsoft.com/office/word/2018/wordml" xmlns:w16sdtdh="http://schemas.microsoft.com/office/word/2020/wordml/sdtdatahash" xmlns:w16se="http://schemas.microsoft.com/office/word/2015/wordml/symex" xmlns:wpg="http://schemas.microsoft.com/office/word/2010/wordprocessingGroup" xmlns:wpi="http://schemas.microsoft.com/office/word/2010/wordprocessingInk" xmlns:wne="http://schemas.microsoft.com/office/word/2006/wordml" xmlns:wps="http://schemas.microsoft.com/office/word/2010/wordprocessingShape" mc:Ignorable="w14 w15 w16se w16cid w16 w16cex w16sdtdh wp14">
+<w:footnotes xmlns:wpc="http://schemas.microsoft.com/office/word/2010/wordprocessingCanvas" xmlns:cx="http://schemas.microsoft.com/office/drawing/2014/chartex" xmlns:cx1="http://schemas.microsoft.com/office/drawing/2015/9/8/chartex" xmlns:cx2="http://schemas.microsoft.com/office/drawing/2015/10/21/chartex" xmlns:cx3="http://schemas.microsoft.com/office/drawing/2016/5/9/chartex" xmlns:cx4="http://schemas.microsoft.com/office/drawing/2016/5/10/chartex" xmlns:cx5="http://schemas.microsoft.com/office/drawing/2016/5/11/chartex" xmlns:cx6="http://schemas.microsoft.com/office/drawing/2016/5/12/chartex" xmlns:cx7="http://schemas.microsoft.com/office/drawing/2016/5/13/chartex" xmlns:cx8="http://schemas.microsoft.com/office/drawing/2016/5/14/chartex" xmlns:mc="http://schemas.openxmlformats.org/markup-compatibility/2006" xmlns:aink="http://schemas.microsoft.com/office/drawing/2016/ink" xmlns:am3d="http://schemas.microsoft.com/office/drawing/2017/model3d" xmlns:o="urn:schemas-microsoft-com:office:office" xmlns:r="http://schemas.openxmlformats.org/officeDocument/2006/relationships" xmlns:m="http://schemas.openxmlformats.org/officeDocument/2006/math" xmlns:v="urn:schemas-microsoft-com:vml" xmlns:wp14="http://schemas.microsoft.com/office/word/2010/wordprocessingDrawing" xmlns:wp="http://schemas.openxmlformats.org/drawingml/2006/wordprocessingDrawing" xmlns:w10="urn:schemas-microsoft-com:office:word" xmlns:w="http://schemas.openxmlformats.org/wordprocessingml/2006/main" xmlns:w14="http://schemas.microsoft.com/office/word/2010/wordml" xmlns:w15="http://schemas.microsoft.com/office/word/2012/wordml" xmlns:w16cex="http://schemas.microsoft.com/office/word/2018/wordml/cex" xmlns:w16cid="http://schemas.microsoft.com/office/word/2016/wordml/cid" xmlns:w16="http://schemas.microsoft.com/office/word/2018/wordml" xmlns:w16sdtdh="http://schemas.microsoft.com/office/word/2020/wordml/sdtdatahash" xmlns:w16se="http://schemas.microsoft.com/office/word/2015/wordml/symex" xmlns:wpg="http://schemas.microsoft.com/office/word/2010/wordprocessingGroup" xmlns:wpi="http://schemas.microsoft.com/office/word/2010/wordprocessingInk" xmlns:wne="http://schemas.microsoft.com/office/word/2006/wordml" xmlns:wps="http://schemas.microsoft.com/office/word/2010/wordprocessingShape" mc:Ignorable="w14 w15 w16se w16cid w16 w16cex w16sdtdh wp14">
   <w:footnote w:type="separator" w:id="-1">
     <w:p>
       <w:r>
@@ -2775,7 +2517,7 @@
 </file>
 
 <file path=word/header1.xml><?xml version="1.0" encoding="utf-8"?>
-<w:hdr xmlns:wpc="http://schemas.microsoft.com/office/word/2010/wordprocessingCanvas" xmlns:cx="http://schemas.microsoft.com/office/drawing/2014/chartex" xmlns:cx1="http://schemas.microsoft.com/office/drawing/2015/9/8/chartex" xmlns:cx2="http://schemas.microsoft.com/office/drawing/2015/10/21/chartex" xmlns:cx3="http://schemas.microsoft.com/office/drawing/2016/5/9/chartex" xmlns:cx4="http://schemas.microsoft.com/office/drawing/2016/5/10/chartex" xmlns:cx5="http://schemas.microsoft.com/office/drawing/2016/5/11/chartex" xmlns:cx6="http://schemas.microsoft.com/office/drawing/2016/5/12/chartex" xmlns:cx7="http://schemas.microsoft.com/office/drawing/2016/5/13/chartex" xmlns:cx8="http://schemas.microsoft.com/office/drawing/2016/5/14/chartex" xmlns:mc="http://schemas.openxmlformats.org/markup-compatibility/2006" xmlns:aink="http://schemas.microsoft.com/office/drawing/2016/ink" xmlns:am3d="http://schemas.microsoft.com/office/drawing/2017/model3d" xmlns:o="urn:schemas-microsoft-com:office:office" xmlns:oel="http://schemas.microsoft.com/office/2019/extlst" xmlns:r="http://schemas.openxmlformats.org/officeDocument/2006/relationships" xmlns:m="http://schemas.openxmlformats.org/officeDocument/2006/math" xmlns:v="urn:schemas-microsoft-com:vml" xmlns:wp14="http://schemas.microsoft.com/office/word/2010/wordprocessingDrawing" xmlns:wp="http://schemas.openxmlformats.org/drawingml/2006/wordprocessingDrawing" xmlns:w10="urn:schemas-microsoft-com:office:word" xmlns:w="http://schemas.openxmlformats.org/wordprocessingml/2006/main" xmlns:w14="http://schemas.microsoft.com/office/word/2010/wordml" xmlns:w15="http://schemas.microsoft.com/office/word/2012/wordml" xmlns:w16cex="http://schemas.microsoft.com/office/word/2018/wordml/cex" xmlns:w16cid="http://schemas.microsoft.com/office/word/2016/wordml/cid" xmlns:w16="http://schemas.microsoft.com/office/word/2018/wordml" xmlns:w16sdtdh="http://schemas.microsoft.com/office/word/2020/wordml/sdtdatahash" xmlns:w16se="http://schemas.microsoft.com/office/word/2015/wordml/symex" xmlns:wpg="http://schemas.microsoft.com/office/word/2010/wordprocessingGroup" xmlns:wpi="http://schemas.microsoft.com/office/word/2010/wordprocessingInk" xmlns:wne="http://schemas.microsoft.com/office/word/2006/wordml" xmlns:wps="http://schemas.microsoft.com/office/word/2010/wordprocessingShape" mc:Ignorable="w14 w15 w16se w16cid w16 w16cex w16sdtdh wp14">
+<w:hdr xmlns:wpc="http://schemas.microsoft.com/office/word/2010/wordprocessingCanvas" xmlns:cx="http://schemas.microsoft.com/office/drawing/2014/chartex" xmlns:cx1="http://schemas.microsoft.com/office/drawing/2015/9/8/chartex" xmlns:cx2="http://schemas.microsoft.com/office/drawing/2015/10/21/chartex" xmlns:cx3="http://schemas.microsoft.com/office/drawing/2016/5/9/chartex" xmlns:cx4="http://schemas.microsoft.com/office/drawing/2016/5/10/chartex" xmlns:cx5="http://schemas.microsoft.com/office/drawing/2016/5/11/chartex" xmlns:cx6="http://schemas.microsoft.com/office/drawing/2016/5/12/chartex" xmlns:cx7="http://schemas.microsoft.com/office/drawing/2016/5/13/chartex" xmlns:cx8="http://schemas.microsoft.com/office/drawing/2016/5/14/chartex" xmlns:mc="http://schemas.openxmlformats.org/markup-compatibility/2006" xmlns:aink="http://schemas.microsoft.com/office/drawing/2016/ink" xmlns:am3d="http://schemas.microsoft.com/office/drawing/2017/model3d" xmlns:o="urn:schemas-microsoft-com:office:office" xmlns:r="http://schemas.openxmlformats.org/officeDocument/2006/relationships" xmlns:m="http://schemas.openxmlformats.org/officeDocument/2006/math" xmlns:v="urn:schemas-microsoft-com:vml" xmlns:wp14="http://schemas.microsoft.com/office/word/2010/wordprocessingDrawing" xmlns:wp="http://schemas.openxmlformats.org/drawingml/2006/wordprocessingDrawing" xmlns:w10="urn:schemas-microsoft-com:office:word" xmlns:w="http://schemas.openxmlformats.org/wordprocessingml/2006/main" xmlns:w14="http://schemas.microsoft.com/office/word/2010/wordml" xmlns:w15="http://schemas.microsoft.com/office/word/2012/wordml" xmlns:w16cex="http://schemas.microsoft.com/office/word/2018/wordml/cex" xmlns:w16cid="http://schemas.microsoft.com/office/word/2016/wordml/cid" xmlns:w16="http://schemas.microsoft.com/office/word/2018/wordml" xmlns:w16sdtdh="http://schemas.microsoft.com/office/word/2020/wordml/sdtdatahash" xmlns:w16se="http://schemas.microsoft.com/office/word/2015/wordml/symex" xmlns:wpg="http://schemas.microsoft.com/office/word/2010/wordprocessingGroup" xmlns:wpi="http://schemas.microsoft.com/office/word/2010/wordprocessingInk" xmlns:wne="http://schemas.microsoft.com/office/word/2006/wordml" xmlns:wps="http://schemas.microsoft.com/office/word/2010/wordprocessingShape" mc:Ignorable="w14 w15 w16se w16cid w16 w16cex w16sdtdh wp14">
   <w:p>
     <w:pPr>
       <w:pBdr>
@@ -2846,7 +2588,7 @@
 </file>
 
 <file path=word/numbering.xml><?xml version="1.0" encoding="utf-8"?>
-<w:numbering xmlns:wpc="http://schemas.microsoft.com/office/word/2010/wordprocessingCanvas" xmlns:cx="http://schemas.microsoft.com/office/drawing/2014/chartex" xmlns:cx1="http://schemas.microsoft.com/office/drawing/2015/9/8/chartex" xmlns:cx2="http://schemas.microsoft.com/office/drawing/2015/10/21/chartex" xmlns:cx3="http://schemas.microsoft.com/office/drawing/2016/5/9/chartex" xmlns:cx4="http://schemas.microsoft.com/office/drawing/2016/5/10/chartex" xmlns:cx5="http://schemas.microsoft.com/office/drawing/2016/5/11/chartex" xmlns:cx6="http://schemas.microsoft.com/office/drawing/2016/5/12/chartex" xmlns:cx7="http://schemas.microsoft.com/office/drawing/2016/5/13/chartex" xmlns:cx8="http://schemas.microsoft.com/office/drawing/2016/5/14/chartex" xmlns:mc="http://schemas.openxmlformats.org/markup-compatibility/2006" xmlns:aink="http://schemas.microsoft.com/office/drawing/2016/ink" xmlns:am3d="http://schemas.microsoft.com/office/drawing/2017/model3d" xmlns:o="urn:schemas-microsoft-com:office:office" xmlns:oel="http://schemas.microsoft.com/office/2019/extlst" xmlns:r="http://schemas.openxmlformats.org/officeDocument/2006/relationships" xmlns:m="http://schemas.openxmlformats.org/officeDocument/2006/math" xmlns:v="urn:schemas-microsoft-com:vml" xmlns:wp14="http://schemas.microsoft.com/office/word/2010/wordprocessingDrawing" xmlns:wp="http://schemas.openxmlformats.org/drawingml/2006/wordprocessingDrawing" xmlns:w10="urn:schemas-microsoft-com:office:word" xmlns:w="http://schemas.openxmlformats.org/wordprocessingml/2006/main" xmlns:w14="http://schemas.microsoft.com/office/word/2010/wordml" xmlns:w15="http://schemas.microsoft.com/office/word/2012/wordml" xmlns:w16cex="http://schemas.microsoft.com/office/word/2018/wordml/cex" xmlns:w16cid="http://schemas.microsoft.com/office/word/2016/wordml/cid" xmlns:w16="http://schemas.microsoft.com/office/word/2018/wordml" xmlns:w16sdtdh="http://schemas.microsoft.com/office/word/2020/wordml/sdtdatahash" xmlns:w16se="http://schemas.microsoft.com/office/word/2015/wordml/symex" xmlns:wpg="http://schemas.microsoft.com/office/word/2010/wordprocessingGroup" xmlns:wpi="http://schemas.microsoft.com/office/word/2010/wordprocessingInk" xmlns:wne="http://schemas.microsoft.com/office/word/2006/wordml" xmlns:wps="http://schemas.microsoft.com/office/word/2010/wordprocessingShape" mc:Ignorable="w14 w15 w16se w16cid w16 w16cex w16sdtdh wp14">
+<w:numbering xmlns:wpc="http://schemas.microsoft.com/office/word/2010/wordprocessingCanvas" xmlns:cx="http://schemas.microsoft.com/office/drawing/2014/chartex" xmlns:cx1="http://schemas.microsoft.com/office/drawing/2015/9/8/chartex" xmlns:cx2="http://schemas.microsoft.com/office/drawing/2015/10/21/chartex" xmlns:cx3="http://schemas.microsoft.com/office/drawing/2016/5/9/chartex" xmlns:cx4="http://schemas.microsoft.com/office/drawing/2016/5/10/chartex" xmlns:cx5="http://schemas.microsoft.com/office/drawing/2016/5/11/chartex" xmlns:cx6="http://schemas.microsoft.com/office/drawing/2016/5/12/chartex" xmlns:cx7="http://schemas.microsoft.com/office/drawing/2016/5/13/chartex" xmlns:cx8="http://schemas.microsoft.com/office/drawing/2016/5/14/chartex" xmlns:mc="http://schemas.openxmlformats.org/markup-compatibility/2006" xmlns:aink="http://schemas.microsoft.com/office/drawing/2016/ink" xmlns:am3d="http://schemas.microsoft.com/office/drawing/2017/model3d" xmlns:o="urn:schemas-microsoft-com:office:office" xmlns:r="http://schemas.openxmlformats.org/officeDocument/2006/relationships" xmlns:m="http://schemas.openxmlformats.org/officeDocument/2006/math" xmlns:v="urn:schemas-microsoft-com:vml" xmlns:wp14="http://schemas.microsoft.com/office/word/2010/wordprocessingDrawing" xmlns:wp="http://schemas.openxmlformats.org/drawingml/2006/wordprocessingDrawing" xmlns:w10="urn:schemas-microsoft-com:office:word" xmlns:w="http://schemas.openxmlformats.org/wordprocessingml/2006/main" xmlns:w14="http://schemas.microsoft.com/office/word/2010/wordml" xmlns:w15="http://schemas.microsoft.com/office/word/2012/wordml" xmlns:w16cex="http://schemas.microsoft.com/office/word/2018/wordml/cex" xmlns:w16cid="http://schemas.microsoft.com/office/word/2016/wordml/cid" xmlns:w16="http://schemas.microsoft.com/office/word/2018/wordml" xmlns:w16sdtdh="http://schemas.microsoft.com/office/word/2020/wordml/sdtdatahash" xmlns:w16se="http://schemas.microsoft.com/office/word/2015/wordml/symex" xmlns:wpg="http://schemas.microsoft.com/office/word/2010/wordprocessingGroup" xmlns:wpi="http://schemas.microsoft.com/office/word/2010/wordprocessingInk" xmlns:wne="http://schemas.microsoft.com/office/word/2006/wordml" xmlns:wps="http://schemas.microsoft.com/office/word/2010/wordprocessingShape" mc:Ignorable="w14 w15 w16se w16cid w16 w16cex w16sdtdh wp14">
   <w:abstractNum w:abstractNumId="0" w15:restartNumberingAfterBreak="0">
     <w:nsid w:val="125C0772"/>
     <w:multiLevelType w:val="multilevel"/>
@@ -3019,10 +2761,10 @@
       </w:pPr>
     </w:lvl>
   </w:abstractNum>
-  <w:num w:numId="1" w16cid:durableId="208954297">
+  <w:num w:numId="1">
     <w:abstractNumId w:val="1"/>
   </w:num>
-  <w:num w:numId="2" w16cid:durableId="1432629968">
+  <w:num w:numId="2">
     <w:abstractNumId w:val="0"/>
   </w:num>
 </w:numbering>

--- a/webapp/templates/word/Kit_Retiro_Diaco.docx
+++ b/webapp/templates/word/Kit_Retiro_Diaco.docx
@@ -28,25 +28,7 @@
           <w:sz w:val="22"/>
           <w:szCs w:val="22"/>
         </w:rPr>
-        <w:t>[[</w:t>
-      </w:r>
-      <w:proofErr w:type="spellStart"/>
-      <w:r>
-        <w:rPr>
-          <w:rFonts w:ascii="Barlow" w:eastAsia="Barlow" w:hAnsi="Barlow" w:cs="Barlow"/>
-          <w:sz w:val="22"/>
-          <w:szCs w:val="22"/>
-        </w:rPr>
-        <w:t>CiudadFecha</w:t>
-      </w:r>
-      <w:proofErr w:type="spellEnd"/>
-      <w:r>
-        <w:rPr>
-          <w:rFonts w:ascii="Barlow" w:eastAsia="Barlow" w:hAnsi="Barlow" w:cs="Barlow"/>
-          <w:sz w:val="22"/>
-          <w:szCs w:val="22"/>
-        </w:rPr>
-        <w:t>]]</w:t>
+        <w:t>[[CiudadFecha]]</w:t>
       </w:r>
     </w:p>
     <w:p>
@@ -122,16 +104,7 @@
           <w:sz w:val="22"/>
           <w:szCs w:val="22"/>
         </w:rPr>
-        <w:t>[[</w:t>
-      </w:r>
-      <w:proofErr w:type="spellStart"/>
-      <w:r>
-        <w:rPr>
-          <w:rFonts w:ascii="Barlow" w:eastAsia="Barlow" w:hAnsi="Barlow" w:cs="Barlow"/>
-          <w:sz w:val="22"/>
-          <w:szCs w:val="22"/>
-        </w:rPr>
-        <w:t>Ciudad</w:t>
+        <w:t>[[Ciudad</w:t>
       </w:r>
       <w:r>
         <w:rPr>
@@ -141,7 +114,6 @@
         </w:rPr>
         <w:t>Firma</w:t>
       </w:r>
-      <w:proofErr w:type="spellEnd"/>
       <w:r>
         <w:rPr>
           <w:rFonts w:ascii="Barlow" w:eastAsia="Barlow" w:hAnsi="Barlow" w:cs="Barlow"/>
@@ -555,8 +527,18 @@
           <w:szCs w:val="22"/>
           <w:u w:val="single"/>
         </w:rPr>
-        <w:t>_________________________________________</w:t>
-      </w:r>
+        <w:t>__________________________________________</w:t>
+      </w:r>
+    </w:p>
+    <w:p>
+      <w:pPr>
+        <w:jc w:val="both"/>
+        <w:rPr>
+          <w:rFonts w:ascii="Barlow" w:eastAsia="Barlow" w:hAnsi="Barlow" w:cs="Barlow"/>
+          <w:sz w:val="22"/>
+          <w:szCs w:val="22"/>
+        </w:rPr>
+      </w:pPr>
     </w:p>
     <w:p>
       <w:pPr>
@@ -567,6 +549,30 @@
           <w:bCs/>
           <w:sz w:val="22"/>
           <w:szCs w:val="22"/>
+          <w:lang w:val="en-US"/>
+        </w:rPr>
+      </w:pPr>
+      <w:r>
+        <w:rPr>
+          <w:rFonts w:ascii="Barlow" w:eastAsia="Barlow" w:hAnsi="Barlow" w:cs="Barlow"/>
+          <w:b/>
+          <w:bCs/>
+          <w:sz w:val="22"/>
+          <w:szCs w:val="22"/>
+          <w:lang w:val="en-US"/>
+        </w:rPr>
+        <w:t>[[Hrbp]]</w:t>
+      </w:r>
+    </w:p>
+    <w:p>
+      <w:pPr>
+        <w:jc w:val="center"/>
+        <w:rPr>
+          <w:rFonts w:ascii="Barlow" w:eastAsia="Barlow" w:hAnsi="Barlow" w:cs="Barlow"/>
+          <w:b/>
+          <w:bCs/>
+          <w:sz w:val="22"/>
+          <w:szCs w:val="22"/>
         </w:rPr>
       </w:pPr>
       <w:r>
@@ -579,18 +585,6 @@
         </w:rPr>
         <w:t>Gestión Personas</w:t>
       </w:r>
-    </w:p>
-    <w:p>
-      <w:pPr>
-        <w:jc w:val="center"/>
-        <w:rPr>
-          <w:rFonts w:ascii="Barlow" w:eastAsia="Barlow" w:hAnsi="Barlow" w:cs="Barlow"/>
-          <w:i/>
-          <w:iCs/>
-          <w:sz w:val="22"/>
-          <w:szCs w:val="22"/>
-        </w:rPr>
-      </w:pPr>
     </w:p>
     <w:p>
       <w:pPr>
@@ -747,26 +741,7 @@
           <w:sz w:val="22"/>
           <w:szCs w:val="22"/>
         </w:rPr>
-        <w:lastRenderedPageBreak/>
-        <w:t>[[</w:t>
-      </w:r>
-      <w:proofErr w:type="spellStart"/>
-      <w:r>
-        <w:rPr>
-          <w:rFonts w:ascii="Barlow" w:eastAsia="Barlow" w:hAnsi="Barlow" w:cs="Barlow"/>
-          <w:sz w:val="22"/>
-          <w:szCs w:val="22"/>
-        </w:rPr>
-        <w:t>CiudadFecha</w:t>
-      </w:r>
-      <w:proofErr w:type="spellEnd"/>
-      <w:r>
-        <w:rPr>
-          <w:rFonts w:ascii="Barlow" w:eastAsia="Barlow" w:hAnsi="Barlow" w:cs="Barlow"/>
-          <w:sz w:val="22"/>
-          <w:szCs w:val="22"/>
-        </w:rPr>
-        <w:t>]]</w:t>
+        <w:t>[[CiudadFecha]]</w:t>
       </w:r>
     </w:p>
     <w:p>
@@ -842,16 +817,7 @@
           <w:sz w:val="22"/>
           <w:szCs w:val="22"/>
         </w:rPr>
-        <w:t>[[</w:t>
-      </w:r>
-      <w:proofErr w:type="spellStart"/>
-      <w:r>
-        <w:rPr>
-          <w:rFonts w:ascii="Barlow" w:eastAsia="Barlow" w:hAnsi="Barlow" w:cs="Barlow"/>
-          <w:sz w:val="22"/>
-          <w:szCs w:val="22"/>
-        </w:rPr>
-        <w:t>Ciudad</w:t>
+        <w:t>[[Ciudad</w:t>
       </w:r>
       <w:r>
         <w:rPr>
@@ -861,7 +827,6 @@
         </w:rPr>
         <w:t>Firma</w:t>
       </w:r>
-      <w:proofErr w:type="spellEnd"/>
       <w:r>
         <w:rPr>
           <w:rFonts w:ascii="Barlow" w:eastAsia="Barlow" w:hAnsi="Barlow" w:cs="Barlow"/>
@@ -1235,26 +1200,70 @@
           <w:sz w:val="22"/>
           <w:szCs w:val="22"/>
         </w:rPr>
+        <w:t>[[Ciudad</w:t>
+      </w:r>
+      <w:r>
+        <w:rPr>
+          <w:rFonts w:ascii="Barlow" w:eastAsia="Barlow" w:hAnsi="Barlow" w:cs="Barlow"/>
+          <w:sz w:val="22"/>
+          <w:szCs w:val="22"/>
+        </w:rPr>
+        <w:t>Residencia</w:t>
+      </w:r>
+      <w:r>
+        <w:rPr>
+          <w:rFonts w:ascii="Barlow" w:eastAsia="Barlow" w:hAnsi="Barlow" w:cs="Barlow"/>
+          <w:sz w:val="22"/>
+          <w:szCs w:val="22"/>
+        </w:rPr>
+        <w:t>]]</w:t>
+      </w:r>
+    </w:p>
+    <w:p>
+      <w:pPr>
+        <w:ind w:left="720"/>
+        <w:jc w:val="both"/>
+        <w:rPr>
+          <w:rFonts w:ascii="Barlow" w:eastAsia="Barlow" w:hAnsi="Barlow" w:cs="Barlow"/>
+        </w:rPr>
+      </w:pPr>
+    </w:p>
+    <w:p>
+      <w:pPr>
+        <w:ind w:left="720"/>
+        <w:jc w:val="both"/>
+        <w:rPr>
+          <w:rFonts w:ascii="Barlow" w:eastAsia="Barlow" w:hAnsi="Barlow" w:cs="Barlow"/>
+        </w:rPr>
+      </w:pPr>
+      <w:r>
+        <w:rPr>
+          <w:rFonts w:ascii="Barlow" w:eastAsia="Barlow" w:hAnsi="Barlow" w:cs="Barlow"/>
+        </w:rPr>
+        <w:t xml:space="preserve">Dirección (incluir el barrio/sector):       </w:t>
+      </w:r>
+      <w:r>
+        <w:rPr>
+          <w:rFonts w:ascii="Barlow" w:eastAsia="Barlow" w:hAnsi="Barlow" w:cs="Barlow"/>
+        </w:rPr>
+        <w:tab/>
+      </w:r>
+      <w:r>
+        <w:rPr>
+          <w:rFonts w:ascii="Barlow" w:eastAsia="Barlow" w:hAnsi="Barlow" w:cs="Barlow"/>
+          <w:sz w:val="22"/>
+          <w:szCs w:val="22"/>
+        </w:rPr>
         <w:t>[[</w:t>
       </w:r>
-      <w:proofErr w:type="spellStart"/>
-      <w:r>
-        <w:rPr>
-          <w:rFonts w:ascii="Barlow" w:eastAsia="Barlow" w:hAnsi="Barlow" w:cs="Barlow"/>
-          <w:sz w:val="22"/>
-          <w:szCs w:val="22"/>
-        </w:rPr>
-        <w:t>Ciudad</w:t>
-      </w:r>
-      <w:r>
-        <w:rPr>
-          <w:rFonts w:ascii="Barlow" w:eastAsia="Barlow" w:hAnsi="Barlow" w:cs="Barlow"/>
-          <w:sz w:val="22"/>
-          <w:szCs w:val="22"/>
-        </w:rPr>
-        <w:t>Residencia</w:t>
-      </w:r>
-      <w:proofErr w:type="spellEnd"/>
+      <w:r>
+        <w:rPr>
+          <w:rFonts w:ascii="Barlow" w:eastAsia="Barlow" w:hAnsi="Barlow" w:cs="Barlow"/>
+          <w:sz w:val="22"/>
+          <w:szCs w:val="22"/>
+        </w:rPr>
+        <w:t>Direccion</w:t>
+      </w:r>
       <w:r>
         <w:rPr>
           <w:rFonts w:ascii="Barlow" w:eastAsia="Barlow" w:hAnsi="Barlow" w:cs="Barlow"/>
@@ -1275,17 +1284,19 @@
     </w:p>
     <w:p>
       <w:pPr>
-        <w:ind w:left="720"/>
-        <w:jc w:val="both"/>
-        <w:rPr>
-          <w:rFonts w:ascii="Barlow" w:eastAsia="Barlow" w:hAnsi="Barlow" w:cs="Barlow"/>
-        </w:rPr>
-      </w:pPr>
-      <w:r>
-        <w:rPr>
-          <w:rFonts w:ascii="Barlow" w:eastAsia="Barlow" w:hAnsi="Barlow" w:cs="Barlow"/>
-        </w:rPr>
-        <w:t xml:space="preserve">Dirección (incluir el barrio/sector):       </w:t>
+        <w:ind w:firstLine="720"/>
+        <w:jc w:val="both"/>
+        <w:rPr>
+          <w:rFonts w:ascii="Barlow" w:eastAsia="Barlow" w:hAnsi="Barlow" w:cs="Barlow"/>
+          <w:sz w:val="22"/>
+          <w:szCs w:val="22"/>
+        </w:rPr>
+      </w:pPr>
+      <w:r>
+        <w:rPr>
+          <w:rFonts w:ascii="Barlow" w:eastAsia="Barlow" w:hAnsi="Barlow" w:cs="Barlow"/>
+        </w:rPr>
+        <w:t xml:space="preserve">Teléfono: </w:t>
       </w:r>
       <w:r>
         <w:rPr>
@@ -1296,88 +1307,29 @@
       <w:r>
         <w:rPr>
           <w:rFonts w:ascii="Barlow" w:eastAsia="Barlow" w:hAnsi="Barlow" w:cs="Barlow"/>
+        </w:rPr>
+        <w:tab/>
+      </w:r>
+      <w:r>
+        <w:rPr>
+          <w:rFonts w:ascii="Barlow" w:eastAsia="Barlow" w:hAnsi="Barlow" w:cs="Barlow"/>
+        </w:rPr>
+        <w:tab/>
+      </w:r>
+      <w:r>
+        <w:rPr>
+          <w:rFonts w:ascii="Barlow" w:eastAsia="Barlow" w:hAnsi="Barlow" w:cs="Barlow"/>
+        </w:rPr>
+        <w:tab/>
+      </w:r>
+      <w:r>
+        <w:rPr>
+          <w:rFonts w:ascii="Barlow" w:eastAsia="Barlow" w:hAnsi="Barlow" w:cs="Barlow"/>
           <w:sz w:val="22"/>
           <w:szCs w:val="22"/>
         </w:rPr>
         <w:t>[[</w:t>
       </w:r>
-      <w:proofErr w:type="spellStart"/>
-      <w:r>
-        <w:rPr>
-          <w:rFonts w:ascii="Barlow" w:eastAsia="Barlow" w:hAnsi="Barlow" w:cs="Barlow"/>
-          <w:sz w:val="22"/>
-          <w:szCs w:val="22"/>
-        </w:rPr>
-        <w:t>Direccion</w:t>
-      </w:r>
-      <w:proofErr w:type="spellEnd"/>
-      <w:r>
-        <w:rPr>
-          <w:rFonts w:ascii="Barlow" w:eastAsia="Barlow" w:hAnsi="Barlow" w:cs="Barlow"/>
-          <w:sz w:val="22"/>
-          <w:szCs w:val="22"/>
-        </w:rPr>
-        <w:t>]]</w:t>
-      </w:r>
-    </w:p>
-    <w:p>
-      <w:pPr>
-        <w:ind w:left="720"/>
-        <w:jc w:val="both"/>
-        <w:rPr>
-          <w:rFonts w:ascii="Barlow" w:eastAsia="Barlow" w:hAnsi="Barlow" w:cs="Barlow"/>
-        </w:rPr>
-      </w:pPr>
-    </w:p>
-    <w:p>
-      <w:pPr>
-        <w:ind w:firstLine="720"/>
-        <w:jc w:val="both"/>
-        <w:rPr>
-          <w:rFonts w:ascii="Barlow" w:eastAsia="Barlow" w:hAnsi="Barlow" w:cs="Barlow"/>
-          <w:sz w:val="22"/>
-          <w:szCs w:val="22"/>
-        </w:rPr>
-      </w:pPr>
-      <w:r>
-        <w:rPr>
-          <w:rFonts w:ascii="Barlow" w:eastAsia="Barlow" w:hAnsi="Barlow" w:cs="Barlow"/>
-        </w:rPr>
-        <w:t xml:space="preserve">Teléfono: </w:t>
-      </w:r>
-      <w:r>
-        <w:rPr>
-          <w:rFonts w:ascii="Barlow" w:eastAsia="Barlow" w:hAnsi="Barlow" w:cs="Barlow"/>
-        </w:rPr>
-        <w:tab/>
-      </w:r>
-      <w:r>
-        <w:rPr>
-          <w:rFonts w:ascii="Barlow" w:eastAsia="Barlow" w:hAnsi="Barlow" w:cs="Barlow"/>
-        </w:rPr>
-        <w:tab/>
-      </w:r>
-      <w:r>
-        <w:rPr>
-          <w:rFonts w:ascii="Barlow" w:eastAsia="Barlow" w:hAnsi="Barlow" w:cs="Barlow"/>
-        </w:rPr>
-        <w:tab/>
-      </w:r>
-      <w:r>
-        <w:rPr>
-          <w:rFonts w:ascii="Barlow" w:eastAsia="Barlow" w:hAnsi="Barlow" w:cs="Barlow"/>
-        </w:rPr>
-        <w:tab/>
-      </w:r>
-      <w:r>
-        <w:rPr>
-          <w:rFonts w:ascii="Barlow" w:eastAsia="Barlow" w:hAnsi="Barlow" w:cs="Barlow"/>
-          <w:sz w:val="22"/>
-          <w:szCs w:val="22"/>
-        </w:rPr>
-        <w:t>[[</w:t>
-      </w:r>
-      <w:proofErr w:type="spellStart"/>
       <w:r>
         <w:rPr>
           <w:rFonts w:ascii="Barlow" w:eastAsia="Barlow" w:hAnsi="Barlow" w:cs="Barlow"/>
@@ -1386,7 +1338,6 @@
         </w:rPr>
         <w:t>Telefono</w:t>
       </w:r>
-      <w:proofErr w:type="spellEnd"/>
       <w:r>
         <w:rPr>
           <w:rFonts w:ascii="Barlow" w:eastAsia="Barlow" w:hAnsi="Barlow" w:cs="Barlow"/>
@@ -1791,35 +1742,15 @@
           <w:sz w:val="22"/>
           <w:szCs w:val="22"/>
         </w:rPr>
-        <w:t xml:space="preserve"> [[Nombre]</w:t>
-      </w:r>
-      <w:proofErr w:type="gramStart"/>
-      <w:r>
-        <w:rPr>
-          <w:rFonts w:ascii="Barlow" w:eastAsia="Barlow" w:hAnsi="Barlow" w:cs="Barlow"/>
-          <w:b/>
-          <w:bCs/>
-          <w:sz w:val="22"/>
-          <w:szCs w:val="22"/>
-        </w:rPr>
-        <w:t xml:space="preserve">]  </w:t>
-      </w:r>
-      <w:r>
-        <w:rPr>
-          <w:rFonts w:ascii="Barlow" w:eastAsia="Barlow" w:hAnsi="Barlow" w:cs="Barlow"/>
-          <w:sz w:val="22"/>
-          <w:szCs w:val="22"/>
-        </w:rPr>
-        <w:t>[</w:t>
-      </w:r>
-      <w:proofErr w:type="gramEnd"/>
-      <w:r>
-        <w:rPr>
-          <w:rFonts w:ascii="Barlow" w:eastAsia="Barlow" w:hAnsi="Barlow" w:cs="Barlow"/>
-          <w:sz w:val="22"/>
-          <w:szCs w:val="22"/>
-        </w:rPr>
-        <w:t xml:space="preserve">[Identificado]] con cédula de ciudadanía número </w:t>
+        <w:t xml:space="preserve"> [[Nombre]]  </w:t>
+      </w:r>
+      <w:r>
+        <w:rPr>
+          <w:rFonts w:ascii="Barlow" w:eastAsia="Barlow" w:hAnsi="Barlow" w:cs="Barlow"/>
+          <w:sz w:val="22"/>
+          <w:szCs w:val="22"/>
+        </w:rPr>
+        <w:t xml:space="preserve">[[Identificado]] con cédula de ciudadanía número </w:t>
       </w:r>
       <w:r>
         <w:rPr>
@@ -1847,98 +1778,170 @@
           <w:sz w:val="22"/>
           <w:szCs w:val="22"/>
         </w:rPr>
+        <w:t xml:space="preserve">[[FechaIngreso]] </w:t>
+      </w:r>
+      <w:r>
+        <w:rPr>
+          <w:rFonts w:ascii="Barlow" w:eastAsia="Barlow" w:hAnsi="Barlow" w:cs="Barlow"/>
+          <w:sz w:val="22"/>
+          <w:szCs w:val="22"/>
+        </w:rPr>
+        <w:t xml:space="preserve">hasta el </w:t>
+      </w:r>
+      <w:r>
+        <w:rPr>
+          <w:rFonts w:ascii="Barlow" w:eastAsia="Barlow" w:hAnsi="Barlow" w:cs="Barlow"/>
+          <w:b/>
+          <w:bCs/>
+          <w:sz w:val="22"/>
+          <w:szCs w:val="22"/>
+        </w:rPr>
+        <w:t xml:space="preserve">[[FechaSalida]] </w:t>
+      </w:r>
+    </w:p>
+    <w:p>
+      <w:pPr>
+        <w:tabs>
+          <w:tab w:val="left" w:pos="0"/>
+          <w:tab w:val="left" w:pos="4395"/>
+        </w:tabs>
+        <w:jc w:val="both"/>
+        <w:rPr>
+          <w:rFonts w:ascii="Barlow" w:eastAsia="Barlow" w:hAnsi="Barlow" w:cs="Barlow"/>
+          <w:sz w:val="22"/>
+          <w:szCs w:val="22"/>
+        </w:rPr>
+      </w:pPr>
+    </w:p>
+    <w:p>
+      <w:pPr>
+        <w:tabs>
+          <w:tab w:val="left" w:pos="0"/>
+          <w:tab w:val="left" w:pos="4395"/>
+        </w:tabs>
+        <w:jc w:val="both"/>
+        <w:rPr>
+          <w:rFonts w:ascii="Barlow" w:eastAsia="Barlow" w:hAnsi="Barlow" w:cs="Barlow"/>
+          <w:sz w:val="22"/>
+          <w:szCs w:val="22"/>
+        </w:rPr>
+      </w:pPr>
+      <w:r>
+        <w:rPr>
+          <w:rFonts w:ascii="Barlow" w:eastAsia="Barlow" w:hAnsi="Barlow" w:cs="Barlow"/>
+          <w:sz w:val="22"/>
+          <w:szCs w:val="22"/>
+        </w:rPr>
+        <w:tab/>
+      </w:r>
+    </w:p>
+    <w:p>
+      <w:pPr>
+        <w:tabs>
+          <w:tab w:val="left" w:pos="0"/>
+        </w:tabs>
+        <w:rPr>
+          <w:rFonts w:ascii="Barlow" w:eastAsia="Barlow" w:hAnsi="Barlow" w:cs="Barlow"/>
+          <w:sz w:val="22"/>
+          <w:szCs w:val="22"/>
+        </w:rPr>
+      </w:pPr>
+      <w:r>
+        <w:rPr>
+          <w:rFonts w:ascii="Barlow" w:eastAsia="Barlow" w:hAnsi="Barlow" w:cs="Barlow"/>
+          <w:b/>
+          <w:bCs/>
+          <w:sz w:val="22"/>
+          <w:szCs w:val="22"/>
+        </w:rPr>
+        <w:t>Ultimo cargo desempeñado</w:t>
+      </w:r>
+      <w:r>
+        <w:rPr>
+          <w:rFonts w:ascii="Barlow" w:eastAsia="Barlow" w:hAnsi="Barlow" w:cs="Barlow"/>
+          <w:sz w:val="22"/>
+          <w:szCs w:val="22"/>
+        </w:rPr>
+        <w:t xml:space="preserve">: </w:t>
+      </w:r>
+      <w:r>
+        <w:rPr>
+          <w:rFonts w:ascii="Barlow" w:eastAsia="Barlow" w:hAnsi="Barlow" w:cs="Barlow"/>
+          <w:sz w:val="22"/>
+          <w:szCs w:val="22"/>
+        </w:rPr>
+        <w:tab/>
+      </w:r>
+      <w:r>
+        <w:rPr>
+          <w:rFonts w:ascii="Barlow" w:eastAsia="Barlow" w:hAnsi="Barlow" w:cs="Barlow"/>
+          <w:sz w:val="22"/>
+          <w:szCs w:val="22"/>
+        </w:rPr>
+        <w:tab/>
+      </w:r>
+      <w:r>
+        <w:rPr>
+          <w:rFonts w:ascii="Barlow" w:eastAsia="Barlow" w:hAnsi="Barlow" w:cs="Barlow"/>
+          <w:sz w:val="22"/>
+          <w:szCs w:val="22"/>
+        </w:rPr>
+        <w:tab/>
+      </w:r>
+      <w:r>
+        <w:rPr>
+          <w:rFonts w:ascii="Barlow" w:eastAsia="Barlow" w:hAnsi="Barlow" w:cs="Barlow"/>
+          <w:sz w:val="22"/>
+          <w:szCs w:val="22"/>
+        </w:rPr>
         <w:t>[[</w:t>
       </w:r>
-      <w:proofErr w:type="spellStart"/>
-      <w:r>
-        <w:rPr>
-          <w:rFonts w:ascii="Barlow" w:eastAsia="Barlow" w:hAnsi="Barlow" w:cs="Barlow"/>
-          <w:b/>
-          <w:bCs/>
-          <w:sz w:val="22"/>
-          <w:szCs w:val="22"/>
-        </w:rPr>
-        <w:t>FechaIngreso</w:t>
-      </w:r>
-      <w:proofErr w:type="spellEnd"/>
-      <w:r>
-        <w:rPr>
-          <w:rFonts w:ascii="Barlow" w:eastAsia="Barlow" w:hAnsi="Barlow" w:cs="Barlow"/>
-          <w:b/>
-          <w:bCs/>
-          <w:sz w:val="22"/>
-          <w:szCs w:val="22"/>
-        </w:rPr>
-        <w:t xml:space="preserve">]] </w:t>
-      </w:r>
-      <w:r>
-        <w:rPr>
-          <w:rFonts w:ascii="Barlow" w:eastAsia="Barlow" w:hAnsi="Barlow" w:cs="Barlow"/>
-          <w:sz w:val="22"/>
-          <w:szCs w:val="22"/>
-        </w:rPr>
-        <w:t xml:space="preserve">hasta el </w:t>
-      </w:r>
-      <w:r>
-        <w:rPr>
-          <w:rFonts w:ascii="Barlow" w:eastAsia="Barlow" w:hAnsi="Barlow" w:cs="Barlow"/>
-          <w:b/>
-          <w:bCs/>
-          <w:sz w:val="22"/>
-          <w:szCs w:val="22"/>
-        </w:rPr>
-        <w:t>[[</w:t>
-      </w:r>
-      <w:proofErr w:type="spellStart"/>
-      <w:r>
-        <w:rPr>
-          <w:rFonts w:ascii="Barlow" w:eastAsia="Barlow" w:hAnsi="Barlow" w:cs="Barlow"/>
-          <w:b/>
-          <w:bCs/>
-          <w:sz w:val="22"/>
-          <w:szCs w:val="22"/>
-        </w:rPr>
-        <w:t>FechaSalida</w:t>
-      </w:r>
-      <w:proofErr w:type="spellEnd"/>
-      <w:r>
-        <w:rPr>
-          <w:rFonts w:ascii="Barlow" w:eastAsia="Barlow" w:hAnsi="Barlow" w:cs="Barlow"/>
-          <w:b/>
-          <w:bCs/>
-          <w:sz w:val="22"/>
-          <w:szCs w:val="22"/>
-        </w:rPr>
-        <w:t xml:space="preserve">]] </w:t>
-      </w:r>
-    </w:p>
-    <w:p>
-      <w:pPr>
-        <w:tabs>
-          <w:tab w:val="left" w:pos="0"/>
-          <w:tab w:val="left" w:pos="4395"/>
-        </w:tabs>
-        <w:jc w:val="both"/>
-        <w:rPr>
-          <w:rFonts w:ascii="Barlow" w:eastAsia="Barlow" w:hAnsi="Barlow" w:cs="Barlow"/>
-          <w:sz w:val="22"/>
-          <w:szCs w:val="22"/>
-        </w:rPr>
-      </w:pPr>
-    </w:p>
-    <w:p>
-      <w:pPr>
-        <w:tabs>
-          <w:tab w:val="left" w:pos="0"/>
-          <w:tab w:val="left" w:pos="4395"/>
-        </w:tabs>
-        <w:jc w:val="both"/>
-        <w:rPr>
-          <w:rFonts w:ascii="Barlow" w:eastAsia="Barlow" w:hAnsi="Barlow" w:cs="Barlow"/>
-          <w:sz w:val="22"/>
-          <w:szCs w:val="22"/>
-        </w:rPr>
-      </w:pPr>
+      <w:r>
+        <w:rPr>
+          <w:rFonts w:ascii="Barlow" w:eastAsia="Barlow" w:hAnsi="Barlow" w:cs="Barlow"/>
+          <w:sz w:val="22"/>
+          <w:szCs w:val="22"/>
+        </w:rPr>
+        <w:t>Cargo</w:t>
+      </w:r>
+      <w:r>
+        <w:rPr>
+          <w:rFonts w:ascii="Barlow" w:eastAsia="Barlow" w:hAnsi="Barlow" w:cs="Barlow"/>
+          <w:sz w:val="22"/>
+          <w:szCs w:val="22"/>
+        </w:rPr>
+        <w:t>]]</w:t>
+      </w:r>
+    </w:p>
+    <w:p>
+      <w:pPr>
+        <w:tabs>
+          <w:tab w:val="left" w:pos="0"/>
+        </w:tabs>
+        <w:rPr>
+          <w:rFonts w:ascii="Barlow" w:eastAsia="Barlow" w:hAnsi="Barlow" w:cs="Barlow"/>
+          <w:sz w:val="22"/>
+          <w:szCs w:val="22"/>
+        </w:rPr>
+      </w:pPr>
+      <w:r>
+        <w:rPr>
+          <w:rFonts w:ascii="Barlow" w:eastAsia="Barlow" w:hAnsi="Barlow" w:cs="Barlow"/>
+          <w:b/>
+          <w:bCs/>
+          <w:sz w:val="22"/>
+          <w:szCs w:val="22"/>
+        </w:rPr>
+        <w:t>Ciudad de trabajo</w:t>
+      </w:r>
+      <w:r>
+        <w:rPr>
+          <w:rFonts w:ascii="Barlow" w:eastAsia="Barlow" w:hAnsi="Barlow" w:cs="Barlow"/>
+          <w:sz w:val="22"/>
+          <w:szCs w:val="22"/>
+        </w:rPr>
+        <w:t xml:space="preserve">: </w:t>
+      </w:r>
       <w:r>
         <w:rPr>
           <w:rFonts w:ascii="Barlow" w:eastAsia="Barlow" w:hAnsi="Barlow" w:cs="Barlow"/>
@@ -1947,36 +1950,6 @@
         </w:rPr>
         <w:tab/>
       </w:r>
-    </w:p>
-    <w:p>
-      <w:pPr>
-        <w:tabs>
-          <w:tab w:val="left" w:pos="0"/>
-        </w:tabs>
-        <w:rPr>
-          <w:rFonts w:ascii="Barlow" w:eastAsia="Barlow" w:hAnsi="Barlow" w:cs="Barlow"/>
-          <w:sz w:val="22"/>
-          <w:szCs w:val="22"/>
-        </w:rPr>
-      </w:pPr>
-      <w:r>
-        <w:rPr>
-          <w:rFonts w:ascii="Barlow" w:eastAsia="Barlow" w:hAnsi="Barlow" w:cs="Barlow"/>
-          <w:b/>
-          <w:bCs/>
-          <w:sz w:val="22"/>
-          <w:szCs w:val="22"/>
-        </w:rPr>
-        <w:t>Ultimo cargo desempeñado</w:t>
-      </w:r>
-      <w:r>
-        <w:rPr>
-          <w:rFonts w:ascii="Barlow" w:eastAsia="Barlow" w:hAnsi="Barlow" w:cs="Barlow"/>
-          <w:sz w:val="22"/>
-          <w:szCs w:val="22"/>
-        </w:rPr>
-        <w:t xml:space="preserve">: </w:t>
-      </w:r>
       <w:r>
         <w:rPr>
           <w:rFonts w:ascii="Barlow" w:eastAsia="Barlow" w:hAnsi="Barlow" w:cs="Barlow"/>
@@ -2007,102 +1980,7 @@
           <w:sz w:val="22"/>
           <w:szCs w:val="22"/>
         </w:rPr>
-        <w:t>[[</w:t>
-      </w:r>
-      <w:r>
-        <w:rPr>
-          <w:rFonts w:ascii="Barlow" w:eastAsia="Barlow" w:hAnsi="Barlow" w:cs="Barlow"/>
-          <w:sz w:val="22"/>
-          <w:szCs w:val="22"/>
-        </w:rPr>
-        <w:t>Cargo</w:t>
-      </w:r>
-      <w:r>
-        <w:rPr>
-          <w:rFonts w:ascii="Barlow" w:eastAsia="Barlow" w:hAnsi="Barlow" w:cs="Barlow"/>
-          <w:sz w:val="22"/>
-          <w:szCs w:val="22"/>
-        </w:rPr>
-        <w:t>]]</w:t>
-      </w:r>
-    </w:p>
-    <w:p>
-      <w:pPr>
-        <w:tabs>
-          <w:tab w:val="left" w:pos="0"/>
-        </w:tabs>
-        <w:rPr>
-          <w:rFonts w:ascii="Barlow" w:eastAsia="Barlow" w:hAnsi="Barlow" w:cs="Barlow"/>
-          <w:sz w:val="22"/>
-          <w:szCs w:val="22"/>
-        </w:rPr>
-      </w:pPr>
-      <w:r>
-        <w:rPr>
-          <w:rFonts w:ascii="Barlow" w:eastAsia="Barlow" w:hAnsi="Barlow" w:cs="Barlow"/>
-          <w:b/>
-          <w:bCs/>
-          <w:sz w:val="22"/>
-          <w:szCs w:val="22"/>
-        </w:rPr>
-        <w:t>Ciudad de trabajo</w:t>
-      </w:r>
-      <w:r>
-        <w:rPr>
-          <w:rFonts w:ascii="Barlow" w:eastAsia="Barlow" w:hAnsi="Barlow" w:cs="Barlow"/>
-          <w:sz w:val="22"/>
-          <w:szCs w:val="22"/>
-        </w:rPr>
-        <w:t xml:space="preserve">: </w:t>
-      </w:r>
-      <w:r>
-        <w:rPr>
-          <w:rFonts w:ascii="Barlow" w:eastAsia="Barlow" w:hAnsi="Barlow" w:cs="Barlow"/>
-          <w:sz w:val="22"/>
-          <w:szCs w:val="22"/>
-        </w:rPr>
-        <w:tab/>
-      </w:r>
-      <w:r>
-        <w:rPr>
-          <w:rFonts w:ascii="Barlow" w:eastAsia="Barlow" w:hAnsi="Barlow" w:cs="Barlow"/>
-          <w:sz w:val="22"/>
-          <w:szCs w:val="22"/>
-        </w:rPr>
-        <w:tab/>
-      </w:r>
-      <w:r>
-        <w:rPr>
-          <w:rFonts w:ascii="Barlow" w:eastAsia="Barlow" w:hAnsi="Barlow" w:cs="Barlow"/>
-          <w:sz w:val="22"/>
-          <w:szCs w:val="22"/>
-        </w:rPr>
-        <w:tab/>
-      </w:r>
-      <w:r>
-        <w:rPr>
-          <w:rFonts w:ascii="Barlow" w:eastAsia="Barlow" w:hAnsi="Barlow" w:cs="Barlow"/>
-          <w:sz w:val="22"/>
-          <w:szCs w:val="22"/>
-        </w:rPr>
-        <w:tab/>
-      </w:r>
-      <w:r>
-        <w:rPr>
-          <w:rFonts w:ascii="Barlow" w:eastAsia="Barlow" w:hAnsi="Barlow" w:cs="Barlow"/>
-          <w:sz w:val="22"/>
-          <w:szCs w:val="22"/>
-        </w:rPr>
-        <w:t>[[</w:t>
-      </w:r>
-      <w:proofErr w:type="spellStart"/>
-      <w:r>
-        <w:rPr>
-          <w:rFonts w:ascii="Barlow" w:eastAsia="Barlow" w:hAnsi="Barlow" w:cs="Barlow"/>
-          <w:sz w:val="22"/>
-          <w:szCs w:val="22"/>
-        </w:rPr>
-        <w:t>Ciudad</w:t>
+        <w:t>[[Ciudad</w:t>
       </w:r>
       <w:r>
         <w:rPr>
@@ -2112,7 +1990,6 @@
         </w:rPr>
         <w:t>Firma</w:t>
       </w:r>
-      <w:proofErr w:type="spellEnd"/>
       <w:r>
         <w:rPr>
           <w:rFonts w:ascii="Barlow" w:eastAsia="Barlow" w:hAnsi="Barlow" w:cs="Barlow"/>
@@ -2239,16 +2116,7 @@
           <w:sz w:val="22"/>
           <w:szCs w:val="22"/>
         </w:rPr>
-        <w:t>[[</w:t>
-      </w:r>
-      <w:proofErr w:type="spellStart"/>
-      <w:r>
-        <w:rPr>
-          <w:rFonts w:ascii="Barlow" w:eastAsia="Barlow" w:hAnsi="Barlow" w:cs="Barlow"/>
-          <w:sz w:val="22"/>
-          <w:szCs w:val="22"/>
-        </w:rPr>
-        <w:t>Ciudad</w:t>
+        <w:t>[[Ciudad</w:t>
       </w:r>
       <w:r>
         <w:rPr>
@@ -2258,7 +2126,6 @@
         </w:rPr>
         <w:t>Firma</w:t>
       </w:r>
-      <w:proofErr w:type="spellEnd"/>
       <w:r>
         <w:rPr>
           <w:rFonts w:ascii="Barlow" w:eastAsia="Barlow" w:hAnsi="Barlow" w:cs="Barlow"/>
